--- a/a7/build/out/u6/A7 Unit 6 Relationships in Triangles - Reference Sheet.docx
+++ b/a7/build/out/u6/A7 Unit 6 Relationships in Triangles - Reference Sheet.docx
@@ -241,6 +241,24 @@
         <w:t xml:space="preserve">  The FAST sheet prints it as </w:t>
       </w:r>
       <w:r>
+        <w:rPr>
+          <w:b/>
+          <w:i w:val="0"/>
+          <w:color w:val="1A1A1A"/>
+          <w:sz w:val="22"/>
+        </w:rPr>
+        <w:t>Triangle Inequality Theorem:</w:t>
+      </w:r>
+      <w:r>
+        <w:rPr>
+          <w:b w:val="0"/>
+          <w:i w:val="0"/>
+          <w:color w:val="1A1A1A"/>
+          <w:sz w:val="22"/>
+        </w:rPr>
+        <w:t xml:space="preserve"> </w:t>
+      </w:r>
+      <w:r>
         <w:drawing>
           <wp:inline xmlns:a="http://schemas.openxmlformats.org/drawingml/2006/main" xmlns:pic="http://schemas.openxmlformats.org/drawingml/2006/picture">
             <wp:extent cx="554736" cy="121920"/>
@@ -281,7 +299,7 @@
           <w:color w:val="1A1A1A"/>
           <w:sz w:val="22"/>
         </w:rPr>
-        <w:t xml:space="preserve">, </w:t>
+        <w:t xml:space="preserve">;  </w:t>
       </w:r>
       <w:r>
         <w:drawing>
@@ -324,7 +342,7 @@
           <w:color w:val="1A1A1A"/>
           <w:sz w:val="22"/>
         </w:rPr>
-        <w:t xml:space="preserve">, </w:t>
+        <w:t xml:space="preserve">;  </w:t>
       </w:r>
       <w:r>
         <w:drawing>
@@ -367,7 +385,7 @@
           <w:color w:val="1A1A1A"/>
           <w:sz w:val="22"/>
         </w:rPr>
-        <w:t>. Adding the two shorter sides checks all three at once, because that is the only pair that can fail. It is true of every triangle, not only right ones.</w:t>
+        <w:t xml:space="preserve"> — beside a triangle whose sides are a, b and c. Adding the two shorter sides checks all three at once, because that is the only pair that can fail. It is true of every triangle, not only right ones.</w:t>
       </w:r>
     </w:p>
     <w:tbl>
@@ -1294,7 +1312,7 @@
           <w:color w:val="1A1A1A"/>
           <w:sz w:val="22"/>
         </w:rPr>
-        <w:t>Right triangles worth knowing by sight</w:t>
+        <w:t>Right triangles to know</w:t>
       </w:r>
       <w:r>
         <w:rPr>
@@ -1402,7 +1420,7 @@
           <w:color w:val="1A1A1A"/>
           <w:sz w:val="22"/>
         </w:rPr>
-        <w:t>: the legs a and b make the right angle, and the hypotenuse c is across from it — always the longest side. It is not on the FAST sheet: know it cold.</w:t>
+        <w:t>: the legs a and b make the right angle, and the hypotenuse c is across from it — always the longest side. It is not on the FAST sheet: memorize it.</w:t>
       </w:r>
     </w:p>
     <w:tbl>
@@ -1919,7 +1937,7 @@
           <w:color w:val="1A1A1A"/>
           <w:sz w:val="22"/>
         </w:rPr>
-        <w:t xml:space="preserve"> is the exact length; 5.8 is that length to the nearest tenth, the one to give when a question asks for a measurement. Every root in this unit is of a whole number up to 225 with no square factor, so </w:t>
+        <w:t xml:space="preserve"> is the exact length; 5.8 is that length to the nearest tenth, the one to give when a question asks for a measurement. Every root on this unit's papers is of a whole number up to 225 with no square factor, so </w:t>
       </w:r>
       <w:r>
         <w:drawing>
@@ -1962,7 +1980,7 @@
           <w:color w:val="1A1A1A"/>
           <w:sz w:val="22"/>
         </w:rPr>
-        <w:t xml:space="preserve"> is already as simple as it gets.</w:t>
+        <w:t xml:space="preserve"> is already as simple as it gets. When a question asks for the nearest tenth, the decimal is the answer.</w:t>
       </w:r>
     </w:p>
     <w:p>
@@ -2282,7 +2300,7 @@
           <w:color w:val="1A1A1A"/>
           <w:sz w:val="22"/>
         </w:rPr>
-        <w:t xml:space="preserve">  (1, 1), (4, 1), (4, 5): 3 + 4 + 5 = 12. When a side is a root, keep three decimal places and round only the total: 6 + 5.831 + 5.831 = 17.662 ≈ 17.7, where 6 + 5.8 + 5.8 = 17.6 comes up short.</w:t>
+        <w:t xml:space="preserve">  (1, 1), (4, 1), (4, 5): 3 + 4 + 5 = 12. When a side is a root, keep three decimal places and round only the total: 6 + 5.831 + 5.831 = 17.662 ≈ 17.7, where 6 + 5.8 + 5.8 = 17.6 is too small.</w:t>
       </w:r>
     </w:p>
     <w:p>
@@ -2404,7 +2422,7 @@
           <w:color w:val="1A1A1A"/>
           <w:sz w:val="22"/>
         </w:rPr>
-        <w:t>. Check all three ratios — two equal ratios are not enough — and adding the same amount to every side never makes a similar triangle.</w:t>
+        <w:t>. Check all three ratios — two equal ratios are not enough. Similar sides are multiplied by one k, not added to: 3, 4, 5 with 2 added to every side is 5, 6, 7, and 5 ÷ 3, 6 ÷ 4 and 7 ÷ 5 are three different numbers.</w:t>
       </w:r>
     </w:p>
     <w:p>
@@ -2688,7 +2706,7 @@
           <w:color w:val="1A1A1A"/>
           <w:sz w:val="22"/>
         </w:rPr>
-        <w:t xml:space="preserve"> ft. A mirror on the ground works the same way — light leaves it at the angle it arrived — so the two triangles are similar, and the heights and the distances from the mirror are in one ratio.</w:t>
+        <w:t xml:space="preserve"> ft. A mirror on the ground works the same way — light leaves it at the angle it arrived — so the two right triangles are similar (the question says so), and the heights and the distances from the mirror are in one ratio.</w:t>
       </w:r>
     </w:p>
     <w:p>
@@ -3378,7 +3396,111 @@
           <w:color w:val="1A1A1A"/>
           <w:sz w:val="22"/>
         </w:rPr>
-        <w:t xml:space="preserve">  It is on the FAST reference sheet. Angles of 65° and 40°: the third angle is 180° − 105° = 75°.</w:t>
+        <w:t xml:space="preserve">  The FAST sheet prints it as </w:t>
+      </w:r>
+      <w:r>
+        <w:rPr>
+          <w:b/>
+          <w:i w:val="0"/>
+          <w:color w:val="1A1A1A"/>
+          <w:sz w:val="22"/>
+        </w:rPr>
+        <w:t>Triangle Sum Theorem:</w:t>
+      </w:r>
+      <w:r>
+        <w:rPr>
+          <w:b w:val="0"/>
+          <w:i w:val="0"/>
+          <w:color w:val="1A1A1A"/>
+          <w:sz w:val="22"/>
+        </w:rPr>
+        <w:t xml:space="preserve"> </w:t>
+      </w:r>
+      <w:r>
+        <w:drawing>
+          <wp:inline xmlns:a="http://schemas.openxmlformats.org/drawingml/2006/main" xmlns:pic="http://schemas.openxmlformats.org/drawingml/2006/picture">
+            <wp:extent cx="1795272" cy="118872"/>
+            <wp:docPr id="21" name="Picture 21"/>
+            <wp:cNvGraphicFramePr>
+              <a:graphicFrameLocks noChangeAspect="1"/>
+            </wp:cNvGraphicFramePr>
+            <a:graphic>
+              <a:graphicData uri="http://schemas.openxmlformats.org/drawingml/2006/picture">
+                <pic:pic>
+                  <pic:nvPicPr>
+                    <pic:cNvPr id="0" name="19f94644461bf99f.png"/>
+                    <pic:cNvPicPr/>
+                  </pic:nvPicPr>
+                  <pic:blipFill>
+                    <a:blip r:embed="rId27"/>
+                    <a:stretch>
+                      <a:fillRect/>
+                    </a:stretch>
+                  </pic:blipFill>
+                  <pic:spPr>
+                    <a:xfrm>
+                      <a:off x="0" y="0"/>
+                      <a:ext cx="1795272" cy="118872"/>
+                    </a:xfrm>
+                    <a:prstGeom prst="rect"/>
+                  </pic:spPr>
+                </pic:pic>
+              </a:graphicData>
+            </a:graphic>
+          </wp:inline>
+        </w:drawing>
+      </w:r>
+      <w:r>
+        <w:rPr>
+          <w:b w:val="0"/>
+          <w:i w:val="0"/>
+          <w:color w:val="1A1A1A"/>
+          <w:sz w:val="22"/>
+        </w:rPr>
+        <w:t xml:space="preserve"> — beside a triangle whose corners are A, B and C; </w:t>
+      </w:r>
+      <w:r>
+        <w:drawing>
+          <wp:inline xmlns:a="http://schemas.openxmlformats.org/drawingml/2006/main" xmlns:pic="http://schemas.openxmlformats.org/drawingml/2006/picture">
+            <wp:extent cx="326136" cy="112776"/>
+            <wp:docPr id="22" name="Picture 22"/>
+            <wp:cNvGraphicFramePr>
+              <a:graphicFrameLocks noChangeAspect="1"/>
+            </wp:cNvGraphicFramePr>
+            <a:graphic>
+              <a:graphicData uri="http://schemas.openxmlformats.org/drawingml/2006/picture">
+                <pic:pic>
+                  <pic:nvPicPr>
+                    <pic:cNvPr id="0" name="303c2278e520b8fe.png"/>
+                    <pic:cNvPicPr/>
+                  </pic:nvPicPr>
+                  <pic:blipFill>
+                    <a:blip r:embed="rId28"/>
+                    <a:stretch>
+                      <a:fillRect/>
+                    </a:stretch>
+                  </pic:blipFill>
+                  <pic:spPr>
+                    <a:xfrm>
+                      <a:off x="0" y="0"/>
+                      <a:ext cx="326136" cy="112776"/>
+                    </a:xfrm>
+                    <a:prstGeom prst="rect"/>
+                  </pic:spPr>
+                </pic:pic>
+              </a:graphicData>
+            </a:graphic>
+          </wp:inline>
+        </w:drawing>
+      </w:r>
+      <w:r>
+        <w:rPr>
+          <w:b w:val="0"/>
+          <w:i w:val="0"/>
+          <w:color w:val="1A1A1A"/>
+          <w:sz w:val="22"/>
+        </w:rPr>
+        <w:t xml:space="preserve"> is the measure of angle A. Angles of 65° and 40°: the third angle is 180° − 105° = 75°.</w:t>
       </w:r>
     </w:p>
     <w:p>
@@ -3430,7 +3552,7 @@
         <w:drawing>
           <wp:inline xmlns:a="http://schemas.openxmlformats.org/drawingml/2006/main" xmlns:pic="http://schemas.openxmlformats.org/drawingml/2006/picture">
             <wp:extent cx="1469136" cy="143256"/>
-            <wp:docPr id="21" name="Picture 21"/>
+            <wp:docPr id="23" name="Picture 23"/>
             <wp:cNvGraphicFramePr>
               <a:graphicFrameLocks noChangeAspect="1"/>
             </wp:cNvGraphicFramePr>
@@ -3442,7 +3564,7 @@
                     <pic:cNvPicPr/>
                   </pic:nvPicPr>
                   <pic:blipFill>
-                    <a:blip r:embed="rId27"/>
+                    <a:blip r:embed="rId29"/>
                     <a:stretch>
                       <a:fillRect/>
                     </a:stretch>
@@ -3473,7 +3595,7 @@
         <w:drawing>
           <wp:inline xmlns:a="http://schemas.openxmlformats.org/drawingml/2006/main" xmlns:pic="http://schemas.openxmlformats.org/drawingml/2006/picture">
             <wp:extent cx="557784" cy="118872"/>
-            <wp:docPr id="22" name="Picture 22"/>
+            <wp:docPr id="24" name="Picture 24"/>
             <wp:cNvGraphicFramePr>
               <a:graphicFrameLocks noChangeAspect="1"/>
             </wp:cNvGraphicFramePr>
@@ -3485,7 +3607,7 @@
                     <pic:cNvPicPr/>
                   </pic:nvPicPr>
                   <pic:blipFill>
-                    <a:blip r:embed="rId28"/>
+                    <a:blip r:embed="rId30"/>
                     <a:stretch>
                       <a:fillRect/>
                     </a:stretch>
@@ -3516,7 +3638,7 @@
         <w:drawing>
           <wp:inline xmlns:a="http://schemas.openxmlformats.org/drawingml/2006/main" xmlns:pic="http://schemas.openxmlformats.org/drawingml/2006/picture">
             <wp:extent cx="402336" cy="115824"/>
-            <wp:docPr id="23" name="Picture 23"/>
+            <wp:docPr id="25" name="Picture 25"/>
             <wp:cNvGraphicFramePr>
               <a:graphicFrameLocks noChangeAspect="1"/>
             </wp:cNvGraphicFramePr>
@@ -3528,7 +3650,7 @@
                     <pic:cNvPicPr/>
                   </pic:nvPicPr>
                   <pic:blipFill>
-                    <a:blip r:embed="rId29"/>
+                    <a:blip r:embed="rId31"/>
                     <a:stretch>
                       <a:fillRect/>
                     </a:stretch>
@@ -3649,7 +3771,7 @@
         <w:drawing>
           <wp:inline xmlns:a="http://schemas.openxmlformats.org/drawingml/2006/main" xmlns:pic="http://schemas.openxmlformats.org/drawingml/2006/picture">
             <wp:extent cx="783336" cy="146304"/>
-            <wp:docPr id="24" name="Picture 24"/>
+            <wp:docPr id="26" name="Picture 26"/>
             <wp:cNvGraphicFramePr>
               <a:graphicFrameLocks noChangeAspect="1"/>
             </wp:cNvGraphicFramePr>

--- a/a7/build/out/u6/A7 Unit 6 Relationships in Triangles - Reference Sheet.docx
+++ b/a7/build/out/u6/A7 Unit 6 Relationships in Triangles - Reference Sheet.docx
@@ -2459,6 +2459,72 @@
           <w:color w:val="1A1A1A"/>
           <w:sz w:val="22"/>
         </w:rPr>
+        <w:t>Named triangles: the order of the letters is the matching.</w:t>
+      </w:r>
+      <w:r>
+        <w:rPr>
+          <w:b w:val="0"/>
+          <w:i w:val="0"/>
+          <w:color w:val="1A1A1A"/>
+          <w:sz w:val="22"/>
+        </w:rPr>
+        <w:t xml:space="preserve">  Triangle ABC is similar to triangle DEF, written </w:t>
+      </w:r>
+      <w:r>
+        <w:drawing>
+          <wp:inline xmlns:a="http://schemas.openxmlformats.org/drawingml/2006/main" xmlns:pic="http://schemas.openxmlformats.org/drawingml/2006/picture">
+            <wp:extent cx="1207008" cy="155448"/>
+            <wp:docPr id="16" name="Picture 16"/>
+            <wp:cNvGraphicFramePr>
+              <a:graphicFrameLocks noChangeAspect="1"/>
+            </wp:cNvGraphicFramePr>
+            <a:graphic>
+              <a:graphicData uri="http://schemas.openxmlformats.org/drawingml/2006/picture">
+                <pic:pic>
+                  <pic:nvPicPr>
+                    <pic:cNvPr id="0" name="7c73a0071da59d48.png"/>
+                    <pic:cNvPicPr/>
+                  </pic:nvPicPr>
+                  <pic:blipFill>
+                    <a:blip r:embed="rId22"/>
+                    <a:stretch>
+                      <a:fillRect/>
+                    </a:stretch>
+                  </pic:blipFill>
+                  <pic:spPr>
+                    <a:xfrm>
+                      <a:off x="0" y="0"/>
+                      <a:ext cx="1207008" cy="155448"/>
+                    </a:xfrm>
+                    <a:prstGeom prst="rect"/>
+                  </pic:spPr>
+                </pic:pic>
+              </a:graphicData>
+            </a:graphic>
+          </wp:inline>
+        </w:drawing>
+      </w:r>
+      <w:r>
+        <w:rPr>
+          <w:b w:val="0"/>
+          <w:i w:val="0"/>
+          <w:color w:val="1A1A1A"/>
+          <w:sz w:val="22"/>
+        </w:rPr>
+        <w:t>: A goes with D, B with E and C with F, so AB matches DE, BC matches EF and AC matches DF — even when the picture is turned.</w:t>
+      </w:r>
+    </w:p>
+    <w:p>
+      <w:pPr>
+        <w:spacing w:before="60" w:after="80"/>
+      </w:pPr>
+      <w:r>
+        <w:rPr>
+          <w:b/>
+          <w:i w:val="0"/>
+          <w:color w:val="1A1A1A"/>
+          <w:sz w:val="22"/>
+        </w:rPr>
         <w:t>A missing side: k = copy ÷ original, then multiply.</w:t>
       </w:r>
       <w:r>
@@ -2474,7 +2540,7 @@
         <w:drawing>
           <wp:inline xmlns:a="http://schemas.openxmlformats.org/drawingml/2006/main" xmlns:pic="http://schemas.openxmlformats.org/drawingml/2006/picture">
             <wp:extent cx="725424" cy="216408"/>
-            <wp:docPr id="16" name="Picture 16"/>
+            <wp:docPr id="17" name="Picture 17"/>
             <wp:cNvGraphicFramePr>
               <a:graphicFrameLocks noChangeAspect="1"/>
             </wp:cNvGraphicFramePr>
@@ -2486,7 +2552,7 @@
                     <pic:cNvPicPr/>
                   </pic:nvPicPr>
                   <pic:blipFill>
-                    <a:blip r:embed="rId22"/>
+                    <a:blip r:embed="rId23"/>
                     <a:stretch>
                       <a:fillRect/>
                     </a:stretch>
@@ -2517,7 +2583,7 @@
         <w:drawing>
           <wp:inline xmlns:a="http://schemas.openxmlformats.org/drawingml/2006/main" xmlns:pic="http://schemas.openxmlformats.org/drawingml/2006/picture">
             <wp:extent cx="752856" cy="121920"/>
-            <wp:docPr id="17" name="Picture 17"/>
+            <wp:docPr id="18" name="Picture 18"/>
             <wp:cNvGraphicFramePr>
               <a:graphicFrameLocks noChangeAspect="1"/>
             </wp:cNvGraphicFramePr>
@@ -2529,7 +2595,7 @@
                     <pic:cNvPicPr/>
                   </pic:nvPicPr>
                   <pic:blipFill>
-                    <a:blip r:embed="rId23"/>
+                    <a:blip r:embed="rId24"/>
                     <a:stretch>
                       <a:fillRect/>
                     </a:stretch>
@@ -2560,7 +2626,7 @@
         <w:drawing>
           <wp:inline xmlns:a="http://schemas.openxmlformats.org/drawingml/2006/main" xmlns:pic="http://schemas.openxmlformats.org/drawingml/2006/picture">
             <wp:extent cx="877824" cy="121920"/>
-            <wp:docPr id="18" name="Picture 18"/>
+            <wp:docPr id="19" name="Picture 19"/>
             <wp:cNvGraphicFramePr>
               <a:graphicFrameLocks noChangeAspect="1"/>
             </wp:cNvGraphicFramePr>
@@ -2572,7 +2638,7 @@
                     <pic:cNvPicPr/>
                   </pic:nvPicPr>
                   <pic:blipFill>
-                    <a:blip r:embed="rId24"/>
+                    <a:blip r:embed="rId25"/>
                     <a:stretch>
                       <a:fillRect/>
                     </a:stretch>
@@ -2626,7 +2692,7 @@
         <w:drawing>
           <wp:inline xmlns:a="http://schemas.openxmlformats.org/drawingml/2006/main" xmlns:pic="http://schemas.openxmlformats.org/drawingml/2006/picture">
             <wp:extent cx="603504" cy="216408"/>
-            <wp:docPr id="19" name="Picture 19"/>
+            <wp:docPr id="20" name="Picture 20"/>
             <wp:cNvGraphicFramePr>
               <a:graphicFrameLocks noChangeAspect="1"/>
             </wp:cNvGraphicFramePr>
@@ -2638,7 +2704,7 @@
                     <pic:cNvPicPr/>
                   </pic:nvPicPr>
                   <pic:blipFill>
-                    <a:blip r:embed="rId25"/>
+                    <a:blip r:embed="rId26"/>
                     <a:stretch>
                       <a:fillRect/>
                     </a:stretch>
@@ -2669,7 +2735,7 @@
         <w:drawing>
           <wp:inline xmlns:a="http://schemas.openxmlformats.org/drawingml/2006/main" xmlns:pic="http://schemas.openxmlformats.org/drawingml/2006/picture">
             <wp:extent cx="637032" cy="121920"/>
-            <wp:docPr id="20" name="Picture 20"/>
+            <wp:docPr id="21" name="Picture 21"/>
             <wp:cNvGraphicFramePr>
               <a:graphicFrameLocks noChangeAspect="1"/>
             </wp:cNvGraphicFramePr>
@@ -2681,7 +2747,7 @@
                     <pic:cNvPicPr/>
                   </pic:nvPicPr>
                   <pic:blipFill>
-                    <a:blip r:embed="rId26"/>
+                    <a:blip r:embed="rId27"/>
                     <a:stretch>
                       <a:fillRect/>
                     </a:stretch>
@@ -3420,7 +3486,7 @@
         <w:drawing>
           <wp:inline xmlns:a="http://schemas.openxmlformats.org/drawingml/2006/main" xmlns:pic="http://schemas.openxmlformats.org/drawingml/2006/picture">
             <wp:extent cx="1795272" cy="118872"/>
-            <wp:docPr id="21" name="Picture 21"/>
+            <wp:docPr id="22" name="Picture 22"/>
             <wp:cNvGraphicFramePr>
               <a:graphicFrameLocks noChangeAspect="1"/>
             </wp:cNvGraphicFramePr>
@@ -3432,7 +3498,7 @@
                     <pic:cNvPicPr/>
                   </pic:nvPicPr>
                   <pic:blipFill>
-                    <a:blip r:embed="rId27"/>
+                    <a:blip r:embed="rId28"/>
                     <a:stretch>
                       <a:fillRect/>
                     </a:stretch>
@@ -3463,7 +3529,7 @@
         <w:drawing>
           <wp:inline xmlns:a="http://schemas.openxmlformats.org/drawingml/2006/main" xmlns:pic="http://schemas.openxmlformats.org/drawingml/2006/picture">
             <wp:extent cx="326136" cy="112776"/>
-            <wp:docPr id="22" name="Picture 22"/>
+            <wp:docPr id="23" name="Picture 23"/>
             <wp:cNvGraphicFramePr>
               <a:graphicFrameLocks noChangeAspect="1"/>
             </wp:cNvGraphicFramePr>
@@ -3475,7 +3541,7 @@
                     <pic:cNvPicPr/>
                   </pic:nvPicPr>
                   <pic:blipFill>
-                    <a:blip r:embed="rId28"/>
+                    <a:blip r:embed="rId29"/>
                     <a:stretch>
                       <a:fillRect/>
                     </a:stretch>
@@ -3552,7 +3618,7 @@
         <w:drawing>
           <wp:inline xmlns:a="http://schemas.openxmlformats.org/drawingml/2006/main" xmlns:pic="http://schemas.openxmlformats.org/drawingml/2006/picture">
             <wp:extent cx="1469136" cy="143256"/>
-            <wp:docPr id="23" name="Picture 23"/>
+            <wp:docPr id="24" name="Picture 24"/>
             <wp:cNvGraphicFramePr>
               <a:graphicFrameLocks noChangeAspect="1"/>
             </wp:cNvGraphicFramePr>
@@ -3564,7 +3630,7 @@
                     <pic:cNvPicPr/>
                   </pic:nvPicPr>
                   <pic:blipFill>
-                    <a:blip r:embed="rId29"/>
+                    <a:blip r:embed="rId30"/>
                     <a:stretch>
                       <a:fillRect/>
                     </a:stretch>
@@ -3595,7 +3661,7 @@
         <w:drawing>
           <wp:inline xmlns:a="http://schemas.openxmlformats.org/drawingml/2006/main" xmlns:pic="http://schemas.openxmlformats.org/drawingml/2006/picture">
             <wp:extent cx="557784" cy="118872"/>
-            <wp:docPr id="24" name="Picture 24"/>
+            <wp:docPr id="25" name="Picture 25"/>
             <wp:cNvGraphicFramePr>
               <a:graphicFrameLocks noChangeAspect="1"/>
             </wp:cNvGraphicFramePr>
@@ -3607,7 +3673,7 @@
                     <pic:cNvPicPr/>
                   </pic:nvPicPr>
                   <pic:blipFill>
-                    <a:blip r:embed="rId30"/>
+                    <a:blip r:embed="rId31"/>
                     <a:stretch>
                       <a:fillRect/>
                     </a:stretch>
@@ -3638,7 +3704,7 @@
         <w:drawing>
           <wp:inline xmlns:a="http://schemas.openxmlformats.org/drawingml/2006/main" xmlns:pic="http://schemas.openxmlformats.org/drawingml/2006/picture">
             <wp:extent cx="402336" cy="115824"/>
-            <wp:docPr id="25" name="Picture 25"/>
+            <wp:docPr id="26" name="Picture 26"/>
             <wp:cNvGraphicFramePr>
               <a:graphicFrameLocks noChangeAspect="1"/>
             </wp:cNvGraphicFramePr>
@@ -3650,7 +3716,7 @@
                     <pic:cNvPicPr/>
                   </pic:nvPicPr>
                   <pic:blipFill>
-                    <a:blip r:embed="rId31"/>
+                    <a:blip r:embed="rId32"/>
                     <a:stretch>
                       <a:fillRect/>
                     </a:stretch>
@@ -3771,7 +3837,7 @@
         <w:drawing>
           <wp:inline xmlns:a="http://schemas.openxmlformats.org/drawingml/2006/main" xmlns:pic="http://schemas.openxmlformats.org/drawingml/2006/picture">
             <wp:extent cx="783336" cy="146304"/>
-            <wp:docPr id="26" name="Picture 26"/>
+            <wp:docPr id="27" name="Picture 27"/>
             <wp:cNvGraphicFramePr>
               <a:graphicFrameLocks noChangeAspect="1"/>
             </wp:cNvGraphicFramePr>

--- a/a7/build/out/u6/A7 Unit 6 Relationships in Triangles - Reference Sheet.docx
+++ b/a7/build/out/u6/A7 Unit 6 Relationships in Triangles - Reference Sheet.docx
@@ -215,7 +215,7 @@
           <w:color w:val="6B6B6B"/>
           <w:sz w:val="19"/>
         </w:rPr>
-        <w:t>Lessons 1–2 · the two shorter sides; the longest as c</w:t>
+        <w:t>Lessons 6.01–6.02 · the two shorter sides; the longest as c</w:t>
       </w:r>
     </w:p>
     <w:p>
@@ -1354,7 +1354,7 @@
           <w:color w:val="6B6B6B"/>
           <w:sz w:val="19"/>
         </w:rPr>
-        <w:t>Lessons 3–4 · c is across from the right angle</w:t>
+        <w:t>Lessons 6.03–6.04 · c is across from the right angle</w:t>
       </w:r>
     </w:p>
     <w:p>
@@ -1937,50 +1937,7 @@
           <w:color w:val="1A1A1A"/>
           <w:sz w:val="22"/>
         </w:rPr>
-        <w:t xml:space="preserve"> is the exact length; 5.8 is that length to the nearest tenth, the one to give when a question asks for a measurement. Every root on this unit's papers is of a whole number up to 225 with no square factor, so </w:t>
-      </w:r>
-      <w:r>
-        <w:drawing>
-          <wp:inline xmlns:a="http://schemas.openxmlformats.org/drawingml/2006/main" xmlns:pic="http://schemas.openxmlformats.org/drawingml/2006/picture">
-            <wp:extent cx="344424" cy="204216"/>
-            <wp:docPr id="10" name="Picture 10"/>
-            <wp:cNvGraphicFramePr>
-              <a:graphicFrameLocks noChangeAspect="1"/>
-            </wp:cNvGraphicFramePr>
-            <a:graphic>
-              <a:graphicData uri="http://schemas.openxmlformats.org/drawingml/2006/picture">
-                <pic:pic>
-                  <pic:nvPicPr>
-                    <pic:cNvPr id="0" name="5334e4a2e7ea478f.png"/>
-                    <pic:cNvPicPr/>
-                  </pic:nvPicPr>
-                  <pic:blipFill>
-                    <a:blip r:embed="rId17"/>
-                    <a:stretch>
-                      <a:fillRect/>
-                    </a:stretch>
-                  </pic:blipFill>
-                  <pic:spPr>
-                    <a:xfrm>
-                      <a:off x="0" y="0"/>
-                      <a:ext cx="344424" cy="204216"/>
-                    </a:xfrm>
-                    <a:prstGeom prst="rect"/>
-                  </pic:spPr>
-                </pic:pic>
-              </a:graphicData>
-            </a:graphic>
-          </wp:inline>
-        </w:drawing>
-      </w:r>
-      <w:r>
-        <w:rPr>
-          <w:b w:val="0"/>
-          <w:i w:val="0"/>
-          <w:color w:val="1A1A1A"/>
-          <w:sz w:val="22"/>
-        </w:rPr>
-        <w:t xml:space="preserve"> is already as simple as it gets. When a question asks for the nearest tenth, the decimal is the answer.</w:t>
+        <w:t xml:space="preserve"> is the exact length; 5.8 is that length to the nearest tenth, the one to give when a question asks for a measurement. Every root in this unit is of a whole number up to 225. When a question asks for the nearest tenth, the decimal is the answer — a root is never simplified here.</w:t>
       </w:r>
     </w:p>
     <w:p>
@@ -2032,7 +1989,7 @@
         <w:drawing>
           <wp:inline xmlns:a="http://schemas.openxmlformats.org/drawingml/2006/main" xmlns:pic="http://schemas.openxmlformats.org/drawingml/2006/picture">
             <wp:extent cx="1542288" cy="204216"/>
-            <wp:docPr id="11" name="Picture 11"/>
+            <wp:docPr id="10" name="Picture 10"/>
             <wp:cNvGraphicFramePr>
               <a:graphicFrameLocks noChangeAspect="1"/>
             </wp:cNvGraphicFramePr>
@@ -2102,7 +2059,7 @@
           <w:color w:val="6B6B6B"/>
           <w:sz w:val="19"/>
         </w:rPr>
-        <w:t>Lessons 5–6 · a slanted distance is a hypotenuse</w:t>
+        <w:t>Lessons 6.05–6.06 · a slanted distance is a hypotenuse</w:t>
       </w:r>
     </w:p>
     <w:p>
@@ -2131,7 +2088,7 @@
         <w:drawing>
           <wp:inline xmlns:a="http://schemas.openxmlformats.org/drawingml/2006/main" xmlns:pic="http://schemas.openxmlformats.org/drawingml/2006/picture">
             <wp:extent cx="780288" cy="146304"/>
-            <wp:docPr id="12" name="Picture 12"/>
+            <wp:docPr id="11" name="Picture 11"/>
             <wp:cNvGraphicFramePr>
               <a:graphicFrameLocks noChangeAspect="1"/>
             </wp:cNvGraphicFramePr>
@@ -2197,7 +2154,7 @@
         <w:drawing>
           <wp:inline xmlns:a="http://schemas.openxmlformats.org/drawingml/2006/main" xmlns:pic="http://schemas.openxmlformats.org/drawingml/2006/picture">
             <wp:extent cx="783336" cy="146304"/>
-            <wp:docPr id="13" name="Picture 13"/>
+            <wp:docPr id="12" name="Picture 12"/>
             <wp:cNvGraphicFramePr>
               <a:graphicFrameLocks noChangeAspect="1"/>
             </wp:cNvGraphicFramePr>
@@ -2240,7 +2197,7 @@
         <w:drawing>
           <wp:inline xmlns:a="http://schemas.openxmlformats.org/drawingml/2006/main" xmlns:pic="http://schemas.openxmlformats.org/drawingml/2006/picture">
             <wp:extent cx="1792224" cy="204216"/>
-            <wp:docPr id="14" name="Picture 14"/>
+            <wp:docPr id="13" name="Picture 13"/>
             <wp:cNvGraphicFramePr>
               <a:graphicFrameLocks noChangeAspect="1"/>
             </wp:cNvGraphicFramePr>
@@ -2356,7 +2313,7 @@
           <w:color w:val="6B6B6B"/>
           <w:sz w:val="19"/>
         </w:rPr>
-        <w:t>Lessons 7–8 · one scale factor on every side</w:t>
+        <w:t>Lessons 6.07–6.08 · one scale factor on every side</w:t>
       </w:r>
     </w:p>
     <w:p>
@@ -2385,7 +2342,7 @@
         <w:drawing>
           <wp:inline xmlns:a="http://schemas.openxmlformats.org/drawingml/2006/main" xmlns:pic="http://schemas.openxmlformats.org/drawingml/2006/picture">
             <wp:extent cx="1027176" cy="222504"/>
-            <wp:docPr id="15" name="Picture 15"/>
+            <wp:docPr id="14" name="Picture 14"/>
             <wp:cNvGraphicFramePr>
               <a:graphicFrameLocks noChangeAspect="1"/>
             </wp:cNvGraphicFramePr>
@@ -2474,7 +2431,7 @@
         <w:drawing>
           <wp:inline xmlns:a="http://schemas.openxmlformats.org/drawingml/2006/main" xmlns:pic="http://schemas.openxmlformats.org/drawingml/2006/picture">
             <wp:extent cx="1207008" cy="155448"/>
-            <wp:docPr id="16" name="Picture 16"/>
+            <wp:docPr id="15" name="Picture 15"/>
             <wp:cNvGraphicFramePr>
               <a:graphicFrameLocks noChangeAspect="1"/>
             </wp:cNvGraphicFramePr>
@@ -2540,7 +2497,7 @@
         <w:drawing>
           <wp:inline xmlns:a="http://schemas.openxmlformats.org/drawingml/2006/main" xmlns:pic="http://schemas.openxmlformats.org/drawingml/2006/picture">
             <wp:extent cx="725424" cy="216408"/>
-            <wp:docPr id="17" name="Picture 17"/>
+            <wp:docPr id="16" name="Picture 16"/>
             <wp:cNvGraphicFramePr>
               <a:graphicFrameLocks noChangeAspect="1"/>
             </wp:cNvGraphicFramePr>
@@ -2583,7 +2540,7 @@
         <w:drawing>
           <wp:inline xmlns:a="http://schemas.openxmlformats.org/drawingml/2006/main" xmlns:pic="http://schemas.openxmlformats.org/drawingml/2006/picture">
             <wp:extent cx="752856" cy="121920"/>
-            <wp:docPr id="18" name="Picture 18"/>
+            <wp:docPr id="17" name="Picture 17"/>
             <wp:cNvGraphicFramePr>
               <a:graphicFrameLocks noChangeAspect="1"/>
             </wp:cNvGraphicFramePr>
@@ -2626,7 +2583,7 @@
         <w:drawing>
           <wp:inline xmlns:a="http://schemas.openxmlformats.org/drawingml/2006/main" xmlns:pic="http://schemas.openxmlformats.org/drawingml/2006/picture">
             <wp:extent cx="877824" cy="121920"/>
-            <wp:docPr id="19" name="Picture 19"/>
+            <wp:docPr id="18" name="Picture 18"/>
             <wp:cNvGraphicFramePr>
               <a:graphicFrameLocks noChangeAspect="1"/>
             </wp:cNvGraphicFramePr>
@@ -2692,7 +2649,7 @@
         <w:drawing>
           <wp:inline xmlns:a="http://schemas.openxmlformats.org/drawingml/2006/main" xmlns:pic="http://schemas.openxmlformats.org/drawingml/2006/picture">
             <wp:extent cx="603504" cy="216408"/>
-            <wp:docPr id="20" name="Picture 20"/>
+            <wp:docPr id="19" name="Picture 19"/>
             <wp:cNvGraphicFramePr>
               <a:graphicFrameLocks noChangeAspect="1"/>
             </wp:cNvGraphicFramePr>
@@ -2735,7 +2692,7 @@
         <w:drawing>
           <wp:inline xmlns:a="http://schemas.openxmlformats.org/drawingml/2006/main" xmlns:pic="http://schemas.openxmlformats.org/drawingml/2006/picture">
             <wp:extent cx="637032" cy="121920"/>
-            <wp:docPr id="21" name="Picture 21"/>
+            <wp:docPr id="20" name="Picture 20"/>
             <wp:cNvGraphicFramePr>
               <a:graphicFrameLocks noChangeAspect="1"/>
             </wp:cNvGraphicFramePr>
@@ -3486,7 +3443,7 @@
         <w:drawing>
           <wp:inline xmlns:a="http://schemas.openxmlformats.org/drawingml/2006/main" xmlns:pic="http://schemas.openxmlformats.org/drawingml/2006/picture">
             <wp:extent cx="1795272" cy="118872"/>
-            <wp:docPr id="22" name="Picture 22"/>
+            <wp:docPr id="21" name="Picture 21"/>
             <wp:cNvGraphicFramePr>
               <a:graphicFrameLocks noChangeAspect="1"/>
             </wp:cNvGraphicFramePr>
@@ -3529,7 +3486,7 @@
         <w:drawing>
           <wp:inline xmlns:a="http://schemas.openxmlformats.org/drawingml/2006/main" xmlns:pic="http://schemas.openxmlformats.org/drawingml/2006/picture">
             <wp:extent cx="326136" cy="112776"/>
-            <wp:docPr id="23" name="Picture 23"/>
+            <wp:docPr id="22" name="Picture 22"/>
             <wp:cNvGraphicFramePr>
               <a:graphicFrameLocks noChangeAspect="1"/>
             </wp:cNvGraphicFramePr>
@@ -3618,7 +3575,7 @@
         <w:drawing>
           <wp:inline xmlns:a="http://schemas.openxmlformats.org/drawingml/2006/main" xmlns:pic="http://schemas.openxmlformats.org/drawingml/2006/picture">
             <wp:extent cx="1469136" cy="143256"/>
-            <wp:docPr id="24" name="Picture 24"/>
+            <wp:docPr id="23" name="Picture 23"/>
             <wp:cNvGraphicFramePr>
               <a:graphicFrameLocks noChangeAspect="1"/>
             </wp:cNvGraphicFramePr>
@@ -3661,7 +3618,7 @@
         <w:drawing>
           <wp:inline xmlns:a="http://schemas.openxmlformats.org/drawingml/2006/main" xmlns:pic="http://schemas.openxmlformats.org/drawingml/2006/picture">
             <wp:extent cx="557784" cy="118872"/>
-            <wp:docPr id="25" name="Picture 25"/>
+            <wp:docPr id="24" name="Picture 24"/>
             <wp:cNvGraphicFramePr>
               <a:graphicFrameLocks noChangeAspect="1"/>
             </wp:cNvGraphicFramePr>
@@ -3704,7 +3661,7 @@
         <w:drawing>
           <wp:inline xmlns:a="http://schemas.openxmlformats.org/drawingml/2006/main" xmlns:pic="http://schemas.openxmlformats.org/drawingml/2006/picture">
             <wp:extent cx="402336" cy="115824"/>
-            <wp:docPr id="26" name="Picture 26"/>
+            <wp:docPr id="25" name="Picture 25"/>
             <wp:cNvGraphicFramePr>
               <a:graphicFrameLocks noChangeAspect="1"/>
             </wp:cNvGraphicFramePr>
@@ -3837,7 +3794,7 @@
         <w:drawing>
           <wp:inline xmlns:a="http://schemas.openxmlformats.org/drawingml/2006/main" xmlns:pic="http://schemas.openxmlformats.org/drawingml/2006/picture">
             <wp:extent cx="783336" cy="146304"/>
-            <wp:docPr id="27" name="Picture 27"/>
+            <wp:docPr id="26" name="Picture 26"/>
             <wp:cNvGraphicFramePr>
               <a:graphicFrameLocks noChangeAspect="1"/>
             </wp:cNvGraphicFramePr>
@@ -3889,7 +3846,50 @@
           <w:color w:val="1A1A1A"/>
           <w:sz w:val="22"/>
         </w:rPr>
-        <w:t xml:space="preserve">   —   if the two shorter sides' squares add to the longest side's square, the triangle is a right triangle</w:t>
+        <w:t xml:space="preserve">   —   if </w:t>
+      </w:r>
+      <w:r>
+        <w:drawing>
+          <wp:inline xmlns:a="http://schemas.openxmlformats.org/drawingml/2006/main" xmlns:pic="http://schemas.openxmlformats.org/drawingml/2006/picture">
+            <wp:extent cx="783336" cy="146304"/>
+            <wp:docPr id="27" name="Picture 27"/>
+            <wp:cNvGraphicFramePr>
+              <a:graphicFrameLocks noChangeAspect="1"/>
+            </wp:cNvGraphicFramePr>
+            <a:graphic>
+              <a:graphicData uri="http://schemas.openxmlformats.org/drawingml/2006/picture">
+                <pic:pic>
+                  <pic:nvPicPr>
+                    <pic:cNvPr id="0" name="1f4ecdd5e983b9fc.png"/>
+                    <pic:cNvPicPr/>
+                  </pic:nvPicPr>
+                  <pic:blipFill>
+                    <a:blip r:embed="rId16"/>
+                    <a:stretch>
+                      <a:fillRect/>
+                    </a:stretch>
+                  </pic:blipFill>
+                  <pic:spPr>
+                    <a:xfrm>
+                      <a:off x="0" y="0"/>
+                      <a:ext cx="783336" cy="146304"/>
+                    </a:xfrm>
+                    <a:prstGeom prst="rect"/>
+                  </pic:spPr>
+                </pic:pic>
+              </a:graphicData>
+            </a:graphic>
+          </wp:inline>
+        </w:drawing>
+      </w:r>
+      <w:r>
+        <w:rPr>
+          <w:b w:val="0"/>
+          <w:i w:val="0"/>
+          <w:color w:val="1A1A1A"/>
+          <w:sz w:val="22"/>
+        </w:rPr>
+        <w:t>, c the longest side, the triangle is right</w:t>
       </w:r>
     </w:p>
     <w:p>
@@ -3985,7 +3985,7 @@
           <w:color w:val="1A1A1A"/>
           <w:sz w:val="22"/>
         </w:rPr>
-        <w:t xml:space="preserve">   —   triangles whose matching angles are equal and whose matching sides are in one ratio</w:t>
+        <w:t xml:space="preserve">   —   matching angles are equal and matching sides are in one ratio</w:t>
       </w:r>
     </w:p>
     <w:p>

--- a/a7/build/out/u6/A7 Unit 6 Relationships in Triangles - Reference Sheet.docx
+++ b/a7/build/out/u6/A7 Unit 6 Relationships in Triangles - Reference Sheet.docx
@@ -1212,12 +1212,12 @@
           <w:color w:val="1A1A1A"/>
           <w:sz w:val="22"/>
         </w:rPr>
-        <w:t xml:space="preserve">  If the two shorter sides' squares add to the longest side's square, the triangle is right; if not, it is not — and passing the Triangle Inequality only shows there is a triangle. 9, 15, 12: </w:t>
+        <w:t xml:space="preserve">  If the two shorter sides' squares add to the longest side's square, the triangle is right; if not, it is not — and passing the Triangle Inequality only shows there is a triangle. 24, 40, 32: </w:t>
       </w:r>
       <w:r>
         <w:drawing>
           <wp:inline xmlns:a="http://schemas.openxmlformats.org/drawingml/2006/main" xmlns:pic="http://schemas.openxmlformats.org/drawingml/2006/picture">
-            <wp:extent cx="2063496" cy="146304"/>
+            <wp:extent cx="2474976" cy="164592"/>
             <wp:docPr id="6" name="Picture 6"/>
             <wp:cNvGraphicFramePr>
               <a:graphicFrameLocks noChangeAspect="1"/>
@@ -1226,7 +1226,7 @@
               <a:graphicData uri="http://schemas.openxmlformats.org/drawingml/2006/picture">
                 <pic:pic>
                   <pic:nvPicPr>
-                    <pic:cNvPr id="0" name="60bde4ca634d7d72.png"/>
+                    <pic:cNvPr id="0" name="ab7fa6653a39b332.png"/>
                     <pic:cNvPicPr/>
                   </pic:nvPicPr>
                   <pic:blipFill>
@@ -1238,7 +1238,7 @@
                   <pic:spPr>
                     <a:xfrm>
                       <a:off x="0" y="0"/>
-                      <a:ext cx="2063496" cy="146304"/>
+                      <a:ext cx="2474976" cy="164592"/>
                     </a:xfrm>
                     <a:prstGeom prst="rect"/>
                   </pic:spPr>
